--- a/tech_blog_output/vllm_slime_rl_support/final/blog.en.docx
+++ b/tech_blog_output/vllm_slime_rl_support/final/blog.en.docx
@@ -92,7 +92,7 @@
           <w:color w:val="626B75"/>
           <w:sz w:val="20"/>
         </w:rPr>
-        <w:t>2026-08-04</w:t>
+        <w:t>2026-08-05</w:t>
       </w:r>
       <w:r>
         <w:br w:type="page"/>
@@ -102,6 +102,48 @@
       <w:pPr>
         <w:pStyle w:val="Lead"/>
       </w:pPr>
+      <w:r>
+        <w:rPr>
+          <w:b/>
+        </w:rPr>
+        <w:t>Source video</w:t>
+      </w:r>
+      <w:r>
+        <w:t xml:space="preserve">: </w:t>
+      </w:r>
+      <w:hyperlink r:id="rId11">
+        <w:r>
+          <w:rPr>
+            <w:color w:val="0563C1"/>
+            <w:u w:val="single"/>
+          </w:rPr>
+          <w:t>Bilibili BV1LGMP6FEQa</w:t>
+        </w:r>
+      </w:hyperlink>
+      <w:r>
+        <w:t xml:space="preserve"> · </w:t>
+      </w:r>
+      <w:r>
+        <w:rPr>
+          <w:b/>
+        </w:rPr>
+        <w:t>Slides</w:t>
+      </w:r>
+      <w:r>
+        <w:t xml:space="preserve">: </w:t>
+      </w:r>
+      <w:hyperlink r:id="rId12">
+        <w:r>
+          <w:rPr>
+            <w:color w:val="0563C1"/>
+            <w:u w:val="single"/>
+          </w:rPr>
+          <w:t>RL Support in vLLM</w:t>
+        </w:r>
+      </w:hyperlink>
+    </w:p>
+    <w:p>
+      <w:pPr/>
       <w:r>
         <w:t>When the codebase of an RL post-training framework balloons from ten thousand lines to a hundred thousand, secondary-development efficiency comes into direct conflict with feature completeness. The vime project attempts to resolve this tension through an alternative path: bridging the minimalist RL scheduler slime with the high-throughput inference engine vLLM via a pure HTTP protocol, achieving production-grade inference capability while preserving readability. This article follows the causal chain of "architecture selection → branch maintenance → large-scale scaling → agent training" to provide a complete teardown of vime's design decisions, engineering practices, and empirical results on SWE-bench.</w:t>
       </w:r>
@@ -310,7 +352,7 @@
                     <pic:cNvPicPr/>
                   </pic:nvPicPr>
                   <pic:blipFill>
-                    <a:blip r:embed="rId11"/>
+                    <a:blip r:embed="rId13"/>
                     <a:stretch>
                       <a:fillRect/>
                     </a:stretch>
@@ -441,7 +483,7 @@
                     <pic:cNvPicPr/>
                   </pic:nvPicPr>
                   <pic:blipFill>
-                    <a:blip r:embed="rId12"/>
+                    <a:blip r:embed="rId14"/>
                     <a:stretch>
                       <a:fillRect/>
                     </a:stretch>
@@ -1561,7 +1603,7 @@
                     <pic:cNvPicPr/>
                   </pic:nvPicPr>
                   <pic:blipFill>
-                    <a:blip r:embed="rId13"/>
+                    <a:blip r:embed="rId15"/>
                     <a:stretch>
                       <a:fillRect/>
                     </a:stretch>
@@ -1848,7 +1890,7 @@
                     <pic:cNvPicPr/>
                   </pic:nvPicPr>
                   <pic:blipFill>
-                    <a:blip r:embed="rId14"/>
+                    <a:blip r:embed="rId16"/>
                     <a:stretch>
                       <a:fillRect/>
                     </a:stretch>
@@ -1934,7 +1976,7 @@
                     <pic:cNvPicPr/>
                   </pic:nvPicPr>
                   <pic:blipFill>
-                    <a:blip r:embed="rId15"/>
+                    <a:blip r:embed="rId17"/>
                     <a:stretch>
                       <a:fillRect/>
                     </a:stretch>
@@ -2892,7 +2934,7 @@
                     <pic:cNvPicPr/>
                   </pic:nvPicPr>
                   <pic:blipFill>
-                    <a:blip r:embed="rId16"/>
+                    <a:blip r:embed="rId18"/>
                     <a:stretch>
                       <a:fillRect/>
                     </a:stretch>
@@ -2987,7 +3029,7 @@
                     <pic:cNvPicPr/>
                   </pic:nvPicPr>
                   <pic:blipFill>
-                    <a:blip r:embed="rId17"/>
+                    <a:blip r:embed="rId19"/>
                     <a:stretch>
                       <a:fillRect/>
                     </a:stretch>
@@ -3690,7 +3732,7 @@
                     <pic:cNvPicPr/>
                   </pic:nvPicPr>
                   <pic:blipFill>
-                    <a:blip r:embed="rId18"/>
+                    <a:blip r:embed="rId20"/>
                     <a:stretch>
                       <a:fillRect/>
                     </a:stretch>
@@ -4462,7 +4504,7 @@
                     <pic:cNvPicPr/>
                   </pic:nvPicPr>
                   <pic:blipFill>
-                    <a:blip r:embed="rId19"/>
+                    <a:blip r:embed="rId21"/>
                     <a:stretch>
                       <a:fillRect/>
                     </a:stretch>
@@ -4611,7 +4653,7 @@
                     <pic:cNvPicPr/>
                   </pic:nvPicPr>
                   <pic:blipFill>
-                    <a:blip r:embed="rId20"/>
+                    <a:blip r:embed="rId22"/>
                     <a:stretch>
                       <a:fillRect/>
                     </a:stretch>
@@ -4915,7 +4957,7 @@
                     <pic:cNvPicPr/>
                   </pic:nvPicPr>
                   <pic:blipFill>
-                    <a:blip r:embed="rId21"/>
+                    <a:blip r:embed="rId23"/>
                     <a:stretch>
                       <a:fillRect/>
                     </a:stretch>
